--- a/Final_phase_Article/Writing/Revisions_april_15_JRR/Revisions_Cover_letter_point_by_point_combined_v1.docx
+++ b/Final_phase_Article/Writing/Revisions_april_15_JRR/Revisions_Cover_letter_point_by_point_combined_v1.docx
@@ -3227,7 +3227,29 @@
           <w:iCs/>
           <w:color w:val="0F4761" w:themeColor="accent1" w:themeShade="BF"/>
         </w:rPr>
-        <w:t>supplemental digital content 1</w:t>
+        <w:t>supplemental digital content</w:t>
+      </w:r>
+      <w:r>
+        <w:rPr>
+          <w:rFonts w:ascii="Arial" w:hAnsi="Arial" w:cs="Arial"/>
+          <w:b/>
+          <w:bCs/>
+          <w:i/>
+          <w:iCs/>
+          <w:color w:val="0F4761" w:themeColor="accent1" w:themeShade="BF"/>
+        </w:rPr>
+        <w:t>, Table</w:t>
+      </w:r>
+      <w:r>
+        <w:rPr>
+          <w:rFonts w:ascii="Arial" w:hAnsi="Arial" w:cs="Arial"/>
+          <w:b/>
+          <w:bCs/>
+          <w:i/>
+          <w:iCs/>
+          <w:color w:val="0F4761" w:themeColor="accent1" w:themeShade="BF"/>
+        </w:rPr>
+        <w:t xml:space="preserve"> 1</w:t>
       </w:r>
       <w:r>
         <w:rPr>
@@ -3398,6 +3420,17 @@
           <w:color w:val="0F4761" w:themeColor="accent1" w:themeShade="BF"/>
         </w:rPr>
         <w:t>upplemental digital content</w:t>
+      </w:r>
+      <w:r>
+        <w:rPr>
+          <w:rFonts w:ascii="Arial" w:hAnsi="Arial" w:cs="Arial"/>
+          <w:b/>
+          <w:bCs/>
+          <w:i/>
+          <w:iCs/>
+          <w:color w:val="0F4761" w:themeColor="accent1" w:themeShade="BF"/>
+        </w:rPr>
+        <w:t>, Table</w:t>
       </w:r>
       <w:r>
         <w:rPr>
@@ -3972,29 +4005,52 @@
           <w:color w:val="0F4761" w:themeColor="accent1" w:themeShade="BF"/>
           <w:bdr w:val="none" w:sz="0" w:space="0" w:color="auto" w:frame="1"/>
         </w:rPr>
-        <w:t>supplemental digital content</w:t>
-      </w:r>
-      <w:r>
-        <w:rPr>
-          <w:rFonts w:ascii="Arial" w:eastAsia="Times New Roman" w:hAnsi="Arial" w:cs="Arial"/>
-          <w:i/>
-          <w:iCs/>
-          <w:color w:val="0F4761" w:themeColor="accent1" w:themeShade="BF"/>
-          <w:bdr w:val="none" w:sz="0" w:space="0" w:color="auto" w:frame="1"/>
-        </w:rPr>
-        <w:t xml:space="preserve"> </w:t>
-      </w:r>
-      <w:r>
-        <w:rPr>
-          <w:rFonts w:ascii="Arial" w:eastAsia="Times New Roman" w:hAnsi="Arial" w:cs="Arial"/>
-          <w:b/>
-          <w:bCs/>
-          <w:i/>
-          <w:iCs/>
-          <w:color w:val="0F4761" w:themeColor="accent1" w:themeShade="BF"/>
-          <w:bdr w:val="none" w:sz="0" w:space="0" w:color="auto" w:frame="1"/>
-        </w:rPr>
-        <w:t>1,</w:t>
+        <w:t xml:space="preserve">supplemental digital </w:t>
+      </w:r>
+      <w:r>
+        <w:rPr>
+          <w:rFonts w:ascii="Arial" w:hAnsi="Arial" w:cs="Arial"/>
+          <w:b/>
+          <w:bCs/>
+          <w:i/>
+          <w:iCs/>
+          <w:color w:val="0F4761" w:themeColor="accent1" w:themeShade="BF"/>
+        </w:rPr>
+        <w:t>content</w:t>
+      </w:r>
+      <w:r>
+        <w:rPr>
+          <w:rFonts w:ascii="Arial" w:hAnsi="Arial" w:cs="Arial"/>
+          <w:b/>
+          <w:bCs/>
+          <w:i/>
+          <w:iCs/>
+          <w:color w:val="0F4761" w:themeColor="accent1" w:themeShade="BF"/>
+        </w:rPr>
+        <w:t>, Table</w:t>
+      </w:r>
+      <w:r>
+        <w:rPr>
+          <w:rFonts w:ascii="Arial" w:hAnsi="Arial" w:cs="Arial"/>
+          <w:b/>
+          <w:bCs/>
+          <w:i/>
+          <w:iCs/>
+          <w:color w:val="0F4761" w:themeColor="accent1" w:themeShade="BF"/>
+        </w:rPr>
+        <w:t xml:space="preserve"> 1</w:t>
+      </w:r>
+      <w:r>
+        <w:rPr>
+          <w:rFonts w:ascii="Arial" w:eastAsia="Times New Roman" w:hAnsi="Arial" w:cs="Arial"/>
+          <w:b/>
+          <w:bCs/>
+          <w:i/>
+          <w:iCs/>
+          <w:color w:val="0F4761" w:themeColor="accent1" w:themeShade="BF"/>
+          <w:bdr w:val="none" w:sz="0" w:space="0" w:color="auto" w:frame="1"/>
+        </w:rPr>
+        <w:t>,</w:t>
       </w:r>
       <w:r>
         <w:rPr>
@@ -4811,18 +4867,70 @@
           <w:szCs w:val="22"/>
           <w:bdr w:val="none" w:sz="0" w:space="0" w:color="auto" w:frame="1"/>
         </w:rPr>
-        <w:t>upplemental digital content</w:t>
-      </w:r>
-      <w:r>
-        <w:rPr>
-          <w:rFonts w:ascii="Arial" w:eastAsia="Times New Roman" w:hAnsi="Arial" w:cs="Arial"/>
-          <w:i/>
-          <w:iCs/>
-          <w:color w:val="0F4761" w:themeColor="accent1" w:themeShade="BF"/>
-          <w:szCs w:val="22"/>
-          <w:bdr w:val="none" w:sz="0" w:space="0" w:color="auto" w:frame="1"/>
-        </w:rPr>
-        <w:t xml:space="preserve"> 1:</w:t>
+        <w:t xml:space="preserve">upplemental digital </w:t>
+      </w:r>
+      <w:r>
+        <w:rPr>
+          <w:rFonts w:ascii="Arial" w:eastAsia="Times New Roman" w:hAnsi="Arial" w:cs="Arial"/>
+          <w:b/>
+          <w:bCs/>
+          <w:i/>
+          <w:iCs/>
+          <w:color w:val="0F4761" w:themeColor="accent1" w:themeShade="BF"/>
+          <w:szCs w:val="22"/>
+          <w:bdr w:val="none" w:sz="0" w:space="0" w:color="auto" w:frame="1"/>
+        </w:rPr>
+        <w:t>content</w:t>
+      </w:r>
+      <w:r>
+        <w:rPr>
+          <w:rFonts w:ascii="Arial" w:eastAsia="Times New Roman" w:hAnsi="Arial" w:cs="Arial"/>
+          <w:b/>
+          <w:bCs/>
+          <w:i/>
+          <w:iCs/>
+          <w:color w:val="0F4761" w:themeColor="accent1" w:themeShade="BF"/>
+          <w:szCs w:val="22"/>
+          <w:bdr w:val="none" w:sz="0" w:space="0" w:color="auto" w:frame="1"/>
+        </w:rPr>
+        <w:t>, Tab</w:t>
+      </w:r>
+      <w:r>
+        <w:rPr>
+          <w:rFonts w:ascii="Arial" w:eastAsia="Times New Roman" w:hAnsi="Arial" w:cs="Arial"/>
+          <w:b/>
+          <w:bCs/>
+          <w:i/>
+          <w:iCs/>
+          <w:color w:val="0F4761" w:themeColor="accent1" w:themeShade="BF"/>
+          <w:szCs w:val="22"/>
+          <w:bdr w:val="none" w:sz="0" w:space="0" w:color="auto" w:frame="1"/>
+        </w:rPr>
+        <w:t>le</w:t>
+      </w:r>
+      <w:r>
+        <w:rPr>
+          <w:rFonts w:ascii="Arial" w:eastAsia="Times New Roman" w:hAnsi="Arial" w:cs="Arial"/>
+          <w:b/>
+          <w:bCs/>
+          <w:i/>
+          <w:iCs/>
+          <w:color w:val="0F4761" w:themeColor="accent1" w:themeShade="BF"/>
+          <w:szCs w:val="22"/>
+          <w:bdr w:val="none" w:sz="0" w:space="0" w:color="auto" w:frame="1"/>
+        </w:rPr>
+        <w:t xml:space="preserve"> 1</w:t>
+      </w:r>
+      <w:r>
+        <w:rPr>
+          <w:rFonts w:ascii="Arial" w:eastAsia="Times New Roman" w:hAnsi="Arial" w:cs="Arial"/>
+          <w:i/>
+          <w:iCs/>
+          <w:color w:val="0F4761" w:themeColor="accent1" w:themeShade="BF"/>
+          <w:szCs w:val="22"/>
+          <w:bdr w:val="none" w:sz="0" w:space="0" w:color="auto" w:frame="1"/>
+        </w:rPr>
+        <w:t>:</w:t>
       </w:r>
     </w:p>
     <w:p>
@@ -5164,7 +5272,40 @@
           <w:iCs/>
           <w:color w:val="0F4761" w:themeColor="accent1" w:themeShade="BF"/>
         </w:rPr>
-        <w:t>supplemental digital content 3</w:t>
+        <w:t>supplemental digital content</w:t>
+      </w:r>
+      <w:r>
+        <w:rPr>
+          <w:rFonts w:ascii="Arial" w:hAnsi="Arial" w:cs="Arial"/>
+          <w:b/>
+          <w:bCs/>
+          <w:i/>
+          <w:iCs/>
+          <w:color w:val="0F4761" w:themeColor="accent1" w:themeShade="BF"/>
+        </w:rPr>
+        <w:t>, Figure</w:t>
+      </w:r>
+      <w:r>
+        <w:rPr>
+          <w:rFonts w:ascii="Arial" w:hAnsi="Arial" w:cs="Arial"/>
+          <w:b/>
+          <w:bCs/>
+          <w:i/>
+          <w:iCs/>
+          <w:color w:val="0F4761" w:themeColor="accent1" w:themeShade="BF"/>
+        </w:rPr>
+        <w:t xml:space="preserve"> </w:t>
+      </w:r>
+      <w:r>
+        <w:rPr>
+          <w:rFonts w:ascii="Arial" w:hAnsi="Arial" w:cs="Arial"/>
+          <w:b/>
+          <w:bCs/>
+          <w:i/>
+          <w:iCs/>
+          <w:color w:val="0F4761" w:themeColor="accent1" w:themeShade="BF"/>
+        </w:rPr>
+        <w:t>2</w:t>
       </w:r>
       <w:r>
         <w:rPr>
